--- a/public/gallery/examples/data-analyst/zh-hans/resume.docx
+++ b/public/gallery/examples/data-analyst/zh-hans/resume.docx
@@ -66,7 +66,7 @@
         </w:rPr>
         <w:t xml:space="preserve">📧 </w:t>
       </w:r>
-      <w:hyperlink w:history="1" r:id="rIdcwx7cd0wxkbubhlsz-qa7">
+      <w:hyperlink w:history="1" r:id="rIdagsd4mlvia7f9z-o84awh">
         <w:r>
           <w:rPr>
             <w:sz w:val="18"/>
@@ -89,7 +89,7 @@
         </w:rPr>
         <w:t xml:space="preserve">🔗 </w:t>
       </w:r>
-      <w:hyperlink w:history="1" r:id="rIdh9vmhvx6-mve9j01bqq6z">
+      <w:hyperlink w:history="1" r:id="rIdpkbuwvpues5xj_gxswubq">
         <w:r>
           <w:rPr>
             <w:sz w:val="18"/>
@@ -124,7 +124,7 @@
         <w:spacing w:after="200" w:line="276"/>
         <w:jc w:val="center"/>
       </w:pPr>
-      <w:hyperlink w:history="1" r:id="rIdtcmwszfglyivijlj9fbqy">
+      <w:hyperlink w:history="1" r:id="rIdqvdjghi4ickrxhqcz00ig">
         <w:r>
           <w:rPr>
             <w:sz w:val="18"/>
@@ -140,7 +140,7 @@
         </w:rPr>
         <w:t xml:space="preserve"> • </w:t>
       </w:r>
-      <w:hyperlink w:history="1" r:id="rIdlk3vlz3hprstwrtzwkpk8">
+      <w:hyperlink w:history="1" r:id="rIdjt_6smmg2wwhpyo70dgpf">
         <w:r>
           <w:rPr>
             <w:sz w:val="18"/>
@@ -299,7 +299,7 @@
         </w:rPr>
         <w:t xml:space="preserve">	</w:t>
       </w:r>
-      <w:hyperlink w:history="1" r:id="rIde_s1lxkcqyby7rpba4zlm">
+      <w:hyperlink w:history="1" r:id="rIdejqzm-5ijy2vm7q6gshbr">
         <w:r>
           <w:rPr>
             <w:sz w:val="18"/>
@@ -424,7 +424,7 @@
         </w:rPr>
         <w:t xml:space="preserve">	</w:t>
       </w:r>
-      <w:hyperlink w:history="1" r:id="rId72axlp9jsyevvkpp0nptz">
+      <w:hyperlink w:history="1" r:id="rId14fzg8dg7nbq0wc0-ff5o">
         <w:r>
           <w:rPr>
             <w:sz w:val="18"/>
@@ -568,7 +568,7 @@
         </w:rPr>
         <w:t xml:space="preserve">	</w:t>
       </w:r>
-      <w:hyperlink w:history="1" r:id="rId2odhg7dipy_p6urprhblv">
+      <w:hyperlink w:history="1" r:id="rIdzzay6237nlkamwwm-gv7x">
         <w:r>
           <w:rPr>
             <w:sz w:val="18"/>
@@ -750,7 +750,7 @@
         </w:rPr>
         <w:t xml:space="preserve">	</w:t>
       </w:r>
-      <w:hyperlink w:history="1" r:id="rIdgmxnjlqesjz36utwtdr6t">
+      <w:hyperlink w:history="1" r:id="rIdmkq7xqcz0cmo4i3ia2qfl">
         <w:r>
           <w:rPr>
             <w:sz w:val="18"/>
@@ -1258,7 +1258,7 @@
         </w:rPr>
         <w:t xml:space="preserve">	</w:t>
       </w:r>
-      <w:hyperlink w:history="1" r:id="rIdo3mojzrbzxoyd4gat-byf">
+      <w:hyperlink w:history="1" r:id="rIdgo3z4zwmxuna_q48iy9i4">
         <w:r>
           <w:rPr>
             <w:sz w:val="18"/>
@@ -1324,7 +1324,7 @@
         </w:rPr>
         <w:t xml:space="preserve">	</w:t>
       </w:r>
-      <w:hyperlink w:history="1" r:id="rIdnhuqhfo-85b3zcy_pxaxa">
+      <w:hyperlink w:history="1" r:id="rIdpqca1awzqrdrqr4c9ddpe">
         <w:r>
           <w:rPr>
             <w:sz w:val="18"/>
@@ -1409,7 +1409,7 @@
         </w:rPr>
         <w:t xml:space="preserve">	</w:t>
       </w:r>
-      <w:hyperlink w:history="1" r:id="rIdt4pxogrs8jqkbwmqngfhp">
+      <w:hyperlink w:history="1" r:id="rIdtropkrdphgiqbwius0xq7">
         <w:r>
           <w:rPr>
             <w:sz w:val="18"/>
@@ -1506,7 +1506,7 @@
         </w:rPr>
         <w:t xml:space="preserve">	</w:t>
       </w:r>
-      <w:hyperlink w:history="1" r:id="rIdddz31m13yf_z5v2f_ovlm">
+      <w:hyperlink w:history="1" r:id="rIdvkt1rvtrnipmwcrpagfyu">
         <w:r>
           <w:rPr>
             <w:sz w:val="18"/>
@@ -1876,7 +1876,7 @@
         </w:rPr>
         <w:t xml:space="preserve">	</w:t>
       </w:r>
-      <w:hyperlink w:history="1" r:id="rIdb2feceg2vrz14jb7nt8xn">
+      <w:hyperlink w:history="1" r:id="rId8d3smgzs0grkorwwp9986">
         <w:r>
           <w:rPr>
             <w:sz w:val="18"/>
